--- a/Session18_ex02.docx
+++ b/Session18_ex02.docx
@@ -956,13 +956,13 @@
               <w:rPr>
                 <w:rFonts w:ascii="Times New Roman" w:hAnsi="Times New Roman" w:cs="Times New Roman"/>
               </w:rPr>
-              <w:t xml:space="preserve">Hỗ trợ trên trình duyệt Chrome (từ v90.0) và Safari (từ v14.0) trên </w:t>
-            </w:r>
-            <w:r>
-              <w:rPr>
-                <w:rFonts w:ascii="Times New Roman" w:hAnsi="Times New Roman" w:cs="Times New Roman"/>
-              </w:rPr>
-              <w:t>điện thoại</w:t>
+              <w:t xml:space="preserve">Hỗ trợ trên trình duyệt </w:t>
+            </w:r>
+            <w:r>
+              <w:rPr>
+                <w:rFonts w:ascii="Times New Roman" w:hAnsi="Times New Roman" w:cs="Times New Roman"/>
+              </w:rPr>
+              <w:t>với 99% thích ứng với các loại thiết bị</w:t>
             </w:r>
           </w:p>
         </w:tc>
@@ -2917,6 +2917,7 @@
   <w:style w:type="character" w:default="1" w:styleId="DefaultParagraphFont">
     <w:name w:val="Default Paragraph Font"/>
     <w:uiPriority w:val="1"/>
+    <w:semiHidden/>
     <w:unhideWhenUsed/>
   </w:style>
   <w:style w:type="table" w:default="1" w:styleId="TableNormal">
